--- a/data/revised_2026-10_full/tracked/v2/Biology/SS1.1_Cell_Structure/Biology_Cell_Structure_FinalExplanation_TeacherKey_TRACKED.docx
+++ b/data/revised_2026-10_full/tracked/v2/Biology/SS1.1_Cell_Structure/Biology_Cell_Structure_FinalExplanation_TeacherKey_TRACKED.docx
@@ -232,7 +232,7 @@
               </w:rPr>
               <w:t xml:space="preserve">Driving question: Why do cells in our body look so different from each other, and how does the shape of a cell determine the job it can do? Use everything you learned in Lessons 1 to 12 to write a complete, evidence-based explanation of The Healing Cut: the </w:t>
             </w:r>
-            <w:del w:id="9001" w:author="Claude (AI) - proposed" w:date="2026-10-15T02:49:17Z">
+            <w:del w:id="9001" w:author="Claude (AI) - proposed" w:date="2026-10-18T00:25:33Z">
               <w:r>
                 <w:rPr>
                   <w:rFonts w:ascii="Arial" w:cs="Arial" w:eastAsia="Arial" w:hAnsi="Arial"/>
@@ -247,7 +247,7 @@
                 <w:delText xml:space="preserve">Form 1</w:delText>
               </w:r>
             </w:del>
-            <w:ins w:id="9002" w:author="Claude (AI) - proposed" w:date="2026-10-15T02:49:17Z">
+            <w:ins w:id="9002" w:author="Claude (AI) - proposed" w:date="2026-10-18T00:25:33Z">
               <w:r>
                 <w:rPr>
                   <w:rFonts w:ascii="Arial" w:cs="Arial" w:eastAsia="Arial" w:hAnsi="Arial"/>
@@ -502,7 +502,7 @@
               </w:rPr>
               <w:t xml:space="preserve">In Lessons 4 to 7 you studied plant cells and animal cells, including onion epidermal cells and your own cheek cells under the microscope. (a) Name the structures that plant cells have but animal cells lack, and the structures animal cells have that plant cells lack. (b) What did you observe in the onion cells that was NOT there in your cheek cells, and what did you see in both? (c) You did not see chloroplasts in the onion epidermal cells. Explain why this is not a mistake. (d) Explain why the lack of a cell wall in animal cells is useful for the cells that close the cut finger.</w:t>
             </w:r>
-            <w:ins w:id="9003" w:author="Claude (AI) - proposed" w:date="2026-10-15T02:49:17Z">
+            <w:ins w:id="9003" w:author="Claude (AI) - proposed" w:date="2026-10-18T00:25:33Z">
               <w:r>
                 <w:rPr>
                   <w:rFonts w:ascii="Arial" w:cs="Arial" w:eastAsia="Arial" w:hAnsi="Arial"/>
@@ -550,7 +550,7 @@
               </w:rPr>
               <w:t xml:space="preserve">(a) Plant cells uniquely have a cell wall, chloroplasts and a large central vacuole. Animal cells have lysosomes and centrioles, which plant cells lack</w:t>
             </w:r>
-            <w:ins w:id="9004" w:author="Claude (AI) - proposed" w:date="2026-10-15T02:49:17Z">
+            <w:ins w:id="9004" w:author="Claude (AI) - proposed" w:date="2026-10-18T00:25:33Z">
               <w:r>
                 <w:rPr>
                   <w:rFonts w:ascii="Arial" w:cs="Arial" w:eastAsia="Arial" w:hAnsi="Arial"/>
@@ -578,7 +578,7 @@
               </w:rPr>
               <w:t xml:space="preserve">. Both share a nucleus, mitochondria, ribosomes, endoplasmic reticulum, Golgi apparatus and a cell membrane. (b) The onion cells had a rigid cell wall, giving a regular rectangular shape, and a large central vacuole, which the cheek cells did not have. Both onion and cheek cells had</w:t>
             </w:r>
-            <w:del w:id="9005" w:author="Claude (AI) - proposed" w:date="2026-10-15T02:49:17Z">
+            <w:del w:id="9005" w:author="Claude (AI) - proposed" w:date="2026-10-18T00:25:33Z">
               <w:r>
                 <w:rPr>
                   <w:rFonts w:ascii="Arial" w:cs="Arial" w:eastAsia="Arial" w:hAnsi="Arial"/>
@@ -606,7 +606,7 @@
               </w:rPr>
               <w:t xml:space="preserve"> cytoplasm and a nucleus (stained by iodine in onion and by methylene blue in cheek cells). (c) The onion bulb grows underground and is not exposed to light, so its epidermal cells are specialised for protection and storage, not photosynthesis. Cells build and keep only the structures their job needs, so the absence of chloroplasts is evidence of specialisation. (d) Without a rigid cell wall, animal cells such as epidermal cells can change shape, flatten and migrate. This flexibility lets epidermal cells spread across the wound and close the surface. A rigid wall would stop this movement. (Platelets are cell fragments that gather at the cut to form the clot; they do not migrate to close the skin.)</w:t>
             </w:r>
-            <w:ins w:id="9006" w:author="Claude (AI) - proposed" w:date="2026-10-15T02:49:17Z">
+            <w:ins w:id="9006" w:author="Claude (AI) - proposed" w:date="2026-10-18T00:25:33Z">
               <w:r>
                 <w:rPr>
                   <w:rFonts w:ascii="Arial" w:cs="Arial" w:eastAsia="Arial" w:hAnsi="Arial"/>
@@ -718,7 +718,7 @@
               </w:rPr>
               <w:t xml:space="preserve">Healing the cut involves platelets</w:t>
             </w:r>
-            <w:del w:id="9007" w:author="Claude (AI) - proposed" w:date="2026-10-15T02:49:17Z">
+            <w:del w:id="9007" w:author="Claude (AI) - proposed" w:date="2026-10-18T00:25:33Z">
               <w:r>
                 <w:rPr>
                   <w:rFonts w:ascii="Arial" w:cs="Arial" w:eastAsia="Arial" w:hAnsi="Arial"/>
@@ -779,7 +779,7 @@
               </w:rPr>
               <w:t xml:space="preserve">(a) Any three of: Platelets are small cell fragments with no nucleus and are sticky, so they aggregate quickly at the cut and start clotting to slow the bleeding. Neutrophils have a multi-lobed nucleus and abundant lysosomes full of digestive enzymes, so they can engulf and digest bacteria. Macrophages have an irregular, flexible membrane, so they can engulf debris and dead cells. Fibroblasts are elongated with extensive rough endoplasmic reticulum and Golgi apparatus, so they can make and secrete collagen to rebuild the tissue. Epidermal cells are tightly packed with an active nucleus, so they divide and migrate to close the skin surface. (b) Claim: yes, cell shape determines the job a cell can do. Evidence: in the micrographs, normal red blood cells are biconcave discs with no nucleus, while the sickle cells are distorted and no longer biconcave. Reasoning: the normal biconcave shape </w:t>
             </w:r>
-            <w:del w:id="9008" w:author="Claude (AI) - proposed" w:date="2026-10-15T02:49:17Z">
+            <w:del w:id="9008" w:author="Claude (AI) - proposed" w:date="2026-10-18T00:25:33Z">
               <w:r>
                 <w:rPr>
                   <w:rFonts w:ascii="Arial" w:cs="Arial" w:eastAsia="Arial" w:hAnsi="Arial"/>
@@ -794,7 +794,7 @@
                 <w:delText xml:space="preserve">lets</w:delText>
               </w:r>
             </w:del>
-            <w:ins w:id="9009" w:author="Claude (AI) - proposed" w:date="2026-10-15T02:49:17Z">
+            <w:ins w:id="9009" w:author="Claude (AI) - proposed" w:date="2026-10-18T00:25:33Z">
               <w:r>
                 <w:rPr>
                   <w:rFonts w:ascii="Arial" w:cs="Arial" w:eastAsia="Arial" w:hAnsi="Arial"/>
@@ -822,7 +822,7 @@
               </w:rPr>
               <w:t xml:space="preserve"> red blood cells </w:t>
             </w:r>
-            <w:del w:id="9010" w:author="Claude (AI) - proposed" w:date="2026-10-15T02:49:17Z">
+            <w:del w:id="9010" w:author="Claude (AI) - proposed" w:date="2026-10-18T00:25:33Z">
               <w:r>
                 <w:rPr>
                   <w:rFonts w:ascii="Arial" w:cs="Arial" w:eastAsia="Arial" w:hAnsi="Arial"/>
@@ -837,7 +837,7 @@
                 <w:delText xml:space="preserve">carry</w:delText>
               </w:r>
             </w:del>
-            <w:ins w:id="9011" w:author="Claude (AI) - proposed" w:date="2026-10-15T02:49:17Z">
+            <w:ins w:id="9011" w:author="Claude (AI) - proposed" w:date="2026-10-18T00:25:33Z">
               <w:r>
                 <w:rPr>
                   <w:rFonts w:ascii="Arial" w:cs="Arial" w:eastAsia="Arial" w:hAnsi="Arial"/>
@@ -865,7 +865,7 @@
               </w:rPr>
               <w:t xml:space="preserve"> oxygen to the tissues. </w:t>
             </w:r>
-            <w:del w:id="9012" w:author="Claude (AI) - proposed" w:date="2026-10-15T02:49:17Z">
+            <w:del w:id="9012" w:author="Claude (AI) - proposed" w:date="2026-10-18T00:25:33Z">
               <w:r>
                 <w:rPr>
                   <w:rFonts w:ascii="Arial" w:cs="Arial" w:eastAsia="Arial" w:hAnsi="Arial"/>
@@ -880,7 +880,7 @@
                 <w:delText xml:space="preserve">When the shape is disrupted, as in</w:delText>
               </w:r>
             </w:del>
-            <w:ins w:id="9013" w:author="Claude (AI) - proposed" w:date="2026-10-15T02:49:17Z">
+            <w:ins w:id="9013" w:author="Claude (AI) - proposed" w:date="2026-10-18T00:25:33Z">
               <w:r>
                 <w:rPr>
                   <w:rFonts w:ascii="Arial" w:cs="Arial" w:eastAsia="Arial" w:hAnsi="Arial"/>
@@ -908,7 +908,7 @@
               </w:rPr>
               <w:t xml:space="preserve"> sickle-cell anaemia</w:t>
             </w:r>
-            <w:del w:id="9014" w:author="Claude (AI) - proposed" w:date="2026-10-15T02:49:17Z">
+            <w:del w:id="9014" w:author="Claude (AI) - proposed" w:date="2026-10-18T00:25:33Z">
               <w:r>
                 <w:rPr>
                   <w:rFonts w:ascii="Arial" w:cs="Arial" w:eastAsia="Arial" w:hAnsi="Arial"/>
@@ -923,7 +923,7 @@
                 <w:delText xml:space="preserve">, the cells carry oxygen less effectively and function is catastrophically compromised, even though the</w:delText>
               </w:r>
             </w:del>
-            <w:ins w:id="9015" w:author="Claude (AI) - proposed" w:date="2026-10-15T02:49:17Z">
+            <w:ins w:id="9015" w:author="Claude (AI) - proposed" w:date="2026-10-18T00:25:33Z">
               <w:r>
                 <w:rPr>
                   <w:rFonts w:ascii="Arial" w:cs="Arial" w:eastAsia="Arial" w:hAnsi="Arial"/>
@@ -951,7 +951,7 @@
               </w:rPr>
               <w:t xml:space="preserve"> cells are still alive and </w:t>
             </w:r>
-            <w:del w:id="9016" w:author="Claude (AI) - proposed" w:date="2026-10-15T02:49:17Z">
+            <w:del w:id="9016" w:author="Claude (AI) - proposed" w:date="2026-10-18T00:25:33Z">
               <w:r>
                 <w:rPr>
                   <w:rFonts w:ascii="Arial" w:cs="Arial" w:eastAsia="Arial" w:hAnsi="Arial"/>
@@ -966,7 +966,7 @@
                 <w:delText xml:space="preserve">contain the same kind of DNA. Because the loss of shape leads to the loss of function, shape is the physical basis of function</w:delText>
               </w:r>
             </w:del>
-            <w:ins w:id="9017" w:author="Claude (AI) - proposed" w:date="2026-10-15T02:49:17Z">
+            <w:ins w:id="9017" w:author="Claude (AI) - proposed" w:date="2026-10-18T00:25:33Z">
               <w:r>
                 <w:rPr>
                   <w:rFonts w:ascii="Arial" w:cs="Arial" w:eastAsia="Arial" w:hAnsi="Arial"/>
@@ -1091,7 +1091,7 @@
               </w:rPr>
               <w:t xml:space="preserve">The puzzle that started our unit was: if all cells in one organism carry the same DNA, why do they look so different? (a) Use what you learned to answer this puzzle. (b) Use </w:t>
             </w:r>
-            <w:del w:id="9018" w:author="Claude (AI) - proposed" w:date="2026-10-15T02:49:17Z">
+            <w:del w:id="9018" w:author="Claude (AI) - proposed" w:date="2026-10-18T00:25:33Z">
               <w:r>
                 <w:rPr>
                   <w:rFonts w:ascii="Arial" w:cs="Arial" w:eastAsia="Arial" w:hAnsi="Arial"/>
@@ -1106,7 +1106,7 @@
                 <w:delText xml:space="preserve">your evidence from the onion and cheek cell practicals, or the specialised cells you studied,</w:delText>
               </w:r>
             </w:del>
-            <w:ins w:id="9019" w:author="Claude (AI) - proposed" w:date="2026-10-15T02:49:17Z">
+            <w:ins w:id="9019" w:author="Claude (AI) - proposed" w:date="2026-10-18T00:25:33Z">
               <w:r>
                 <w:rPr>
                   <w:rFonts w:ascii="Arial" w:cs="Arial" w:eastAsia="Arial" w:hAnsi="Arial"/>
@@ -1167,7 +1167,7 @@
               </w:rPr>
               <w:t xml:space="preserve">(a) All the cells </w:t>
             </w:r>
-            <w:ins w:id="9020" w:author="Claude (AI) - proposed" w:date="2026-10-15T02:49:17Z">
+            <w:ins w:id="9020" w:author="Claude (AI) - proposed" w:date="2026-10-18T00:25:33Z">
               <w:r>
                 <w:rPr>
                   <w:rFonts w:ascii="Arial" w:cs="Arial" w:eastAsia="Arial" w:hAnsi="Arial"/>
@@ -1195,7 +1195,7 @@
               </w:rPr>
               <w:t xml:space="preserve">carry the same DNA</w:t>
             </w:r>
-            <w:ins w:id="9021" w:author="Claude (AI) - proposed" w:date="2026-10-15T02:49:17Z">
+            <w:ins w:id="9021" w:author="Claude (AI) - proposed" w:date="2026-10-18T00:25:33Z">
               <w:r>
                 <w:rPr>
                   <w:rFonts w:ascii="Arial" w:cs="Arial" w:eastAsia="Arial" w:hAnsi="Arial"/>
@@ -1223,7 +1223,7 @@
               </w:rPr>
               <w:t xml:space="preserve">, but different genes are </w:t>
             </w:r>
-            <w:del w:id="9022" w:author="Claude (AI) - proposed" w:date="2026-10-15T02:49:17Z">
+            <w:del w:id="9022" w:author="Claude (AI) - proposed" w:date="2026-10-18T00:25:33Z">
               <w:r>
                 <w:rPr>
                   <w:rFonts w:ascii="Arial" w:cs="Arial" w:eastAsia="Arial" w:hAnsi="Arial"/>
@@ -1238,7 +1238,7 @@
                 <w:delText xml:space="preserve">expressed</w:delText>
               </w:r>
             </w:del>
-            <w:ins w:id="9023" w:author="Claude (AI) - proposed" w:date="2026-10-15T02:49:17Z">
+            <w:ins w:id="9023" w:author="Claude (AI) - proposed" w:date="2026-10-18T00:25:33Z">
               <w:r>
                 <w:rPr>
                   <w:rFonts w:ascii="Arial" w:cs="Arial" w:eastAsia="Arial" w:hAnsi="Arial"/>
@@ -1266,7 +1266,7 @@
               </w:rPr>
               <w:t xml:space="preserve"> in different cells. Each cell makes only the structures it needs, so cells develop different shapes and organelles. These structures are suited to each cell's job, which is why a platelet, a neutrophil and a fibroblast look so different. (b) </w:t>
             </w:r>
-            <w:del w:id="9024" w:author="Claude (AI) - proposed" w:date="2026-10-15T02:49:17Z">
+            <w:del w:id="9024" w:author="Claude (AI) - proposed" w:date="2026-10-18T00:25:33Z">
               <w:r>
                 <w:rPr>
                   <w:rFonts w:ascii="Arial" w:cs="Arial" w:eastAsia="Arial" w:hAnsi="Arial"/>
@@ -1281,7 +1281,7 @@
                 <w:delText xml:space="preserve">Gene expression is selective, so cells with the same DNA end up with different structures. For example, the onion epidermal cells we observed had a cell wall, vacuole and nucleus but no chloroplasts, while a plant palisade cell has dense chloroplasts. Likewise</w:delText>
               </w:r>
             </w:del>
-            <w:ins w:id="9025" w:author="Claude (AI) - proposed" w:date="2026-10-15T02:49:17Z">
+            <w:ins w:id="9025" w:author="Claude (AI) - proposed" w:date="2026-10-18T00:25:33Z">
               <w:r>
                 <w:rPr>
                   <w:rFonts w:ascii="Arial" w:cs="Arial" w:eastAsia="Arial" w:hAnsi="Arial"/>
@@ -1309,7 +1309,7 @@
               </w:rPr>
               <w:t xml:space="preserve">, a neutrophil with many lysosomes and a fibroblast with extensive rough ER and Golgi </w:t>
             </w:r>
-            <w:del w:id="9026" w:author="Claude (AI) - proposed" w:date="2026-10-15T02:49:17Z">
+            <w:del w:id="9026" w:author="Claude (AI) - proposed" w:date="2026-10-18T00:25:33Z">
               <w:r>
                 <w:rPr>
                   <w:rFonts w:ascii="Arial" w:cs="Arial" w:eastAsia="Arial" w:hAnsi="Arial"/>
@@ -1324,7 +1324,7 @@
                 <w:delText xml:space="preserve">are very different. This shows that a</w:delText>
               </w:r>
             </w:del>
-            <w:ins w:id="9027" w:author="Claude (AI) - proposed" w:date="2026-10-15T02:49:17Z">
+            <w:ins w:id="9027" w:author="Claude (AI) - proposed" w:date="2026-10-18T00:25:33Z">
               <w:r>
                 <w:rPr>
                   <w:rFonts w:ascii="Arial" w:cs="Arial" w:eastAsia="Arial" w:hAnsi="Arial"/>
@@ -1352,7 +1352,7 @@
               </w:rPr>
               <w:t xml:space="preserve"> cell's structures </w:t>
             </w:r>
-            <w:del w:id="9028" w:author="Claude (AI) - proposed" w:date="2026-10-15T02:49:17Z">
+            <w:del w:id="9028" w:author="Claude (AI) - proposed" w:date="2026-10-18T00:25:33Z">
               <w:r>
                 <w:rPr>
                   <w:rFonts w:ascii="Arial" w:cs="Arial" w:eastAsia="Arial" w:hAnsi="Arial"/>
@@ -1367,7 +1367,7 @@
                 <w:delText xml:space="preserve">follow the job it is specialised to do, not simply the DNA it carries</w:delText>
               </w:r>
             </w:del>
-            <w:ins w:id="9029" w:author="Claude (AI) - proposed" w:date="2026-10-15T02:49:17Z">
+            <w:ins w:id="9029" w:author="Claude (AI) - proposed" w:date="2026-10-18T00:25:33Z">
               <w:r>
                 <w:rPr>
                   <w:rFonts w:ascii="Arial" w:cs="Arial" w:eastAsia="Arial" w:hAnsi="Arial"/>
@@ -1395,7 +1395,7 @@
               </w:rPr>
               <w:t xml:space="preserve">. (c) Cells of the same type form tissues (epidermal cells form epithelial tissue</w:t>
             </w:r>
-            <w:ins w:id="9030" w:author="Claude (AI) - proposed" w:date="2026-10-15T02:49:17Z">
+            <w:ins w:id="9030" w:author="Claude (AI) - proposed" w:date="2026-10-18T00:25:33Z">
               <w:r>
                 <w:rPr>
                   <w:rFonts w:ascii="Arial" w:cs="Arial" w:eastAsia="Arial" w:hAnsi="Arial"/>
@@ -1423,7 +1423,7 @@
               </w:rPr>
               <w:t xml:space="preserve">), tissues form organs (the skin</w:t>
             </w:r>
-            <w:ins w:id="9031" w:author="Claude (AI) - proposed" w:date="2026-10-15T02:49:17Z">
+            <w:ins w:id="9031" w:author="Claude (AI) - proposed" w:date="2026-10-18T00:25:33Z">
               <w:r>
                 <w:rPr>
                   <w:rFonts w:ascii="Arial" w:cs="Arial" w:eastAsia="Arial" w:hAnsi="Arial"/>
@@ -1581,7 +1581,7 @@
               </w:rPr>
               <w:t xml:space="preserve">When the Nairobi student cuts a finger, platelets, which are small, sticky cell fragments with no nucleus, gather at the wound and start clotting, so bleeding slows and a scab forms. Neutrophils, with a multi-lobed nucleus and many lysosomes, engulf and digest bacteria that enter the cut. Macrophages, with irregular, flexible membranes, engulf debris and dead cells. Fibroblasts, which are elongated with lots of rough endoplasmic reticulum and Golgi apparatus, make and secrete collagen to rebuild the tissue. Epidermal cells, which are tightly packed with an active nucleus, divide and migrate across the wound to close the surface, and they can move because animal cells have no rigid cell wall. All the cells </w:t>
             </w:r>
-            <w:ins w:id="9032" w:author="Claude (AI) - proposed" w:date="2026-10-15T02:49:17Z">
+            <w:ins w:id="9032" w:author="Claude (AI) - proposed" w:date="2026-10-18T00:25:33Z">
               <w:r>
                 <w:rPr>
                   <w:rFonts w:ascii="Arial" w:cs="Arial" w:eastAsia="Arial" w:hAnsi="Arial"/>
@@ -1862,7 +1862,7 @@
               <w:spacing w:after="40" w:before="0"/>
               <w:jc w:val="left"/>
             </w:pPr>
-            <w:ins w:id="9033" w:author="Claude (AI) - proposed" w:date="2026-10-15T02:49:17Z">
+            <w:ins w:id="9033" w:author="Claude (AI) - proposed" w:date="2026-10-18T00:25:33Z">
               <w:r>
                 <w:rPr>
                   <w:rFonts w:ascii="Arial" w:cs="Arial" w:eastAsia="Arial" w:hAnsi="Arial"/>
@@ -1910,7 +1910,7 @@
               <w:spacing w:after="40" w:before="0"/>
               <w:jc w:val="left"/>
             </w:pPr>
-            <w:ins w:id="9034" w:author="Claude (AI) - proposed" w:date="2026-10-15T02:49:17Z">
+            <w:ins w:id="9034" w:author="Claude (AI) - proposed" w:date="2026-10-18T00:25:33Z">
               <w:r>
                 <w:rPr>
                   <w:rFonts w:ascii="Arial" w:cs="Arial" w:eastAsia="Arial" w:hAnsi="Arial"/>
@@ -1958,7 +1958,7 @@
               <w:spacing w:after="40" w:before="0"/>
               <w:jc w:val="left"/>
             </w:pPr>
-            <w:ins w:id="9035" w:author="Claude (AI) - proposed" w:date="2026-10-15T02:49:17Z">
+            <w:ins w:id="9035" w:author="Claude (AI) - proposed" w:date="2026-10-18T00:25:33Z">
               <w:r>
                 <w:rPr>
                   <w:rFonts w:ascii="Arial" w:cs="Arial" w:eastAsia="Arial" w:hAnsi="Arial"/>
@@ -2041,7 +2041,7 @@
               <w:spacing w:after="40" w:before="0"/>
               <w:jc w:val="left"/>
             </w:pPr>
-            <w:ins w:id="9036" w:author="Claude (AI) - proposed" w:date="2026-10-15T02:49:17Z">
+            <w:ins w:id="9036" w:author="Claude (AI) - proposed" w:date="2026-10-18T00:25:33Z">
               <w:r>
                 <w:rPr>
                   <w:rFonts w:ascii="Arial" w:cs="Arial" w:eastAsia="Arial" w:hAnsi="Arial"/>
@@ -2089,7 +2089,7 @@
               <w:spacing w:after="40" w:before="0"/>
               <w:jc w:val="left"/>
             </w:pPr>
-            <w:ins w:id="9037" w:author="Claude (AI) - proposed" w:date="2026-10-15T02:49:17Z">
+            <w:ins w:id="9037" w:author="Claude (AI) - proposed" w:date="2026-10-18T00:25:33Z">
               <w:r>
                 <w:rPr>
                   <w:rFonts w:ascii="Arial" w:cs="Arial" w:eastAsia="Arial" w:hAnsi="Arial"/>
@@ -2137,7 +2137,7 @@
               <w:spacing w:after="40" w:before="0"/>
               <w:jc w:val="left"/>
             </w:pPr>
-            <w:ins w:id="9038" w:author="Claude (AI) - proposed" w:date="2026-10-15T02:49:17Z">
+            <w:ins w:id="9038" w:author="Claude (AI) - proposed" w:date="2026-10-18T00:25:33Z">
               <w:r>
                 <w:rPr>
                   <w:rFonts w:ascii="Arial" w:cs="Arial" w:eastAsia="Arial" w:hAnsi="Arial"/>
@@ -2220,7 +2220,7 @@
               <w:spacing w:after="40" w:before="0"/>
               <w:jc w:val="left"/>
             </w:pPr>
-            <w:ins w:id="9039" w:author="Claude (AI) - proposed" w:date="2026-10-15T02:49:17Z">
+            <w:ins w:id="9039" w:author="Claude (AI) - proposed" w:date="2026-10-18T00:25:33Z">
               <w:r>
                 <w:rPr>
                   <w:rFonts w:ascii="Arial" w:cs="Arial" w:eastAsia="Arial" w:hAnsi="Arial"/>
@@ -2268,7 +2268,7 @@
               <w:spacing w:after="40" w:before="0"/>
               <w:jc w:val="left"/>
             </w:pPr>
-            <w:ins w:id="9040" w:author="Claude (AI) - proposed" w:date="2026-10-15T02:49:17Z">
+            <w:ins w:id="9040" w:author="Claude (AI) - proposed" w:date="2026-10-18T00:25:33Z">
               <w:r>
                 <w:rPr>
                   <w:rFonts w:ascii="Arial" w:cs="Arial" w:eastAsia="Arial" w:hAnsi="Arial"/>
@@ -2316,7 +2316,7 @@
               <w:spacing w:after="40" w:before="0"/>
               <w:jc w:val="left"/>
             </w:pPr>
-            <w:ins w:id="9041" w:author="Claude (AI) - proposed" w:date="2026-10-15T02:49:17Z">
+            <w:ins w:id="9041" w:author="Claude (AI) - proposed" w:date="2026-10-18T00:25:33Z">
               <w:r>
                 <w:rPr>
                   <w:rFonts w:ascii="Arial" w:cs="Arial" w:eastAsia="Arial" w:hAnsi="Arial"/>
@@ -2399,7 +2399,7 @@
               <w:spacing w:after="40" w:before="0"/>
               <w:jc w:val="left"/>
             </w:pPr>
-            <w:ins w:id="9042" w:author="Claude (AI) - proposed" w:date="2026-10-15T02:49:17Z">
+            <w:ins w:id="9042" w:author="Claude (AI) - proposed" w:date="2026-10-18T00:25:33Z">
               <w:r>
                 <w:rPr>
                   <w:rFonts w:ascii="Arial" w:cs="Arial" w:eastAsia="Arial" w:hAnsi="Arial"/>
@@ -2447,7 +2447,7 @@
               <w:spacing w:after="40" w:before="0"/>
               <w:jc w:val="left"/>
             </w:pPr>
-            <w:ins w:id="9043" w:author="Claude (AI) - proposed" w:date="2026-10-15T02:49:17Z">
+            <w:ins w:id="9043" w:author="Claude (AI) - proposed" w:date="2026-10-18T00:25:33Z">
               <w:r>
                 <w:rPr>
                   <w:rFonts w:ascii="Arial" w:cs="Arial" w:eastAsia="Arial" w:hAnsi="Arial"/>
@@ -2495,7 +2495,7 @@
               <w:spacing w:after="40" w:before="0"/>
               <w:jc w:val="left"/>
             </w:pPr>
-            <w:ins w:id="9044" w:author="Claude (AI) - proposed" w:date="2026-10-15T02:49:17Z">
+            <w:ins w:id="9044" w:author="Claude (AI) - proposed" w:date="2026-10-18T00:25:33Z">
               <w:r>
                 <w:rPr>
                   <w:rFonts w:ascii="Arial" w:cs="Arial" w:eastAsia="Arial" w:hAnsi="Arial"/>
@@ -2578,7 +2578,7 @@
               <w:spacing w:after="40" w:before="0"/>
               <w:jc w:val="left"/>
             </w:pPr>
-            <w:ins w:id="9045" w:author="Claude (AI) - proposed" w:date="2026-10-15T02:49:17Z">
+            <w:ins w:id="9045" w:author="Claude (AI) - proposed" w:date="2026-10-18T00:25:33Z">
               <w:r>
                 <w:rPr>
                   <w:rFonts w:ascii="Arial" w:cs="Arial" w:eastAsia="Arial" w:hAnsi="Arial"/>
@@ -2626,7 +2626,7 @@
               <w:spacing w:after="40" w:before="0"/>
               <w:jc w:val="left"/>
             </w:pPr>
-            <w:ins w:id="9046" w:author="Claude (AI) - proposed" w:date="2026-10-15T02:49:17Z">
+            <w:ins w:id="9046" w:author="Claude (AI) - proposed" w:date="2026-10-18T00:25:33Z">
               <w:r>
                 <w:rPr>
                   <w:rFonts w:ascii="Arial" w:cs="Arial" w:eastAsia="Arial" w:hAnsi="Arial"/>
@@ -2674,7 +2674,7 @@
               <w:spacing w:after="40" w:before="0"/>
               <w:jc w:val="left"/>
             </w:pPr>
-            <w:ins w:id="9047" w:author="Claude (AI) - proposed" w:date="2026-10-15T02:49:17Z">
+            <w:ins w:id="9047" w:author="Claude (AI) - proposed" w:date="2026-10-18T00:25:33Z">
               <w:r>
                 <w:rPr>
                   <w:rFonts w:ascii="Arial" w:cs="Arial" w:eastAsia="Arial" w:hAnsi="Arial"/>
@@ -2824,7 +2824,7 @@
         </w:rPr>
         <w:t xml:space="preserve">© 2026 SeaVuria and ARES. This work is licensed under a </w:t>
       </w:r>
-      <w:hyperlink w:history="1" r:id="rIdtclyx1gfjlwlw8xnwz3p2">
+      <w:hyperlink w:history="1" r:id="rIdlaxobccajiwh-op-tpnbh">
         <w:r>
           <w:rPr>
             <w:rFonts w:ascii="Arial" w:cs="Arial" w:eastAsia="Arial" w:hAnsi="Arial"/>
@@ -2844,7 +2844,7 @@
         </w:rPr>
         <w:t xml:space="preserve"> (</w:t>
       </w:r>
-      <w:hyperlink w:history="1" r:id="rIdfnvzitzjpkqltqb7nc0ow">
+      <w:hyperlink w:history="1" r:id="rId86e5b143tcjw1lxqh9aku">
         <w:r>
           <w:rPr>
             <w:rFonts w:ascii="Arial" w:cs="Arial" w:eastAsia="Arial" w:hAnsi="Arial"/>
@@ -2864,7 +2864,7 @@
         </w:rPr>
         <w:t xml:space="preserve">). To view a copy of this license, visit </w:t>
       </w:r>
-      <w:hyperlink w:history="1" r:id="rIdyal3pn3qyf-dz9kkvnkql">
+      <w:hyperlink w:history="1" r:id="rId6fmzzx7xkznxtgvzr9ird">
         <w:r>
           <w:rPr>
             <w:rFonts w:ascii="Arial" w:cs="Arial" w:eastAsia="Arial" w:hAnsi="Arial"/>
